--- a/ML_System_Design/ML_SD_M08_Serving.docx
+++ b/ML_System_Design/ML_SD_M08_Serving.docx
@@ -612,7 +612,7 @@
       <w:r>
         <w:drawing>
           <wp:inline>
-            <wp:extent cx="5334000" cy="2750170"/>
+            <wp:extent cx="5727700" cy="2953159"/>
             <wp:effectExtent b="0" l="0" r="0" t="0"/>
             <wp:docPr descr="Three ways to serve predictions: batch (offline, seconds-hours OK), online (real-time, ms budget), streaming (event-driven, sub-second)." title="" id="10" name="Picture"/>
             <a:graphic>
@@ -633,7 +633,7 @@
                   <pic:spPr bwMode="auto">
                     <a:xfrm>
                       <a:off x="0" y="0"/>
-                      <a:ext cx="5334000" cy="2750170"/>
+                      <a:ext cx="5727700" cy="2953159"/>
                     </a:xfrm>
                     <a:prstGeom prst="rect">
                       <a:avLst/>
@@ -1161,7 +1161,7 @@
       <w:r>
         <w:drawing>
           <wp:inline>
-            <wp:extent cx="5334000" cy="2750170"/>
+            <wp:extent cx="5727700" cy="2953159"/>
             <wp:effectExtent b="0" l="0" r="0" t="0"/>
             <wp:docPr descr="Four serving patterns: embedded (app plus model in one process), model-as-a-service (app calls a model server), microservice (independently scaled model service), sidecar (model co-located in the same pod or host)." title="" id="17" name="Picture"/>
             <a:graphic>
@@ -1182,7 +1182,7 @@
                   <pic:spPr bwMode="auto">
                     <a:xfrm>
                       <a:off x="0" y="0"/>
-                      <a:ext cx="5334000" cy="2750170"/>
+                      <a:ext cx="5727700" cy="2953159"/>
                     </a:xfrm>
                     <a:prstGeom prst="rect">
                       <a:avLst/>
@@ -2203,7 +2203,7 @@
       <w:r>
         <w:drawing>
           <wp:inline>
-            <wp:extent cx="5334000" cy="2750170"/>
+            <wp:extent cx="5727700" cy="2953159"/>
             <wp:effectExtent b="0" l="0" r="0" t="0"/>
             <wp:docPr descr="Tail latency under fan-out: a request calls five services and the slowest one determines the total; with many fan-out calls the probability that all are fast collapses, so the tail dominates." title="" id="26" name="Picture"/>
             <a:graphic>
@@ -2224,7 +2224,7 @@
                   <pic:spPr bwMode="auto">
                     <a:xfrm>
                       <a:off x="0" y="0"/>
-                      <a:ext cx="5334000" cy="2750170"/>
+                      <a:ext cx="5727700" cy="2953159"/>
                     </a:xfrm>
                     <a:prstGeom prst="rect">
                       <a:avLst/>
@@ -2427,7 +2427,7 @@
       <w:r>
         <w:drawing>
           <wp:inline>
-            <wp:extent cx="5334000" cy="2703335"/>
+            <wp:extent cx="5727700" cy="2902867"/>
             <wp:effectExtent b="0" l="0" r="0" t="0"/>
             <wp:docPr descr="A worked 100 ms latency budget broken into network in/auth (10 ms), feature fetch (25 ms), preprocess (10 ms), model inference (35 ms), post-process and rank (12 ms), and network out (8 ms)." title="" id="30" name="Picture"/>
             <a:graphic>
@@ -2448,7 +2448,7 @@
                   <pic:spPr bwMode="auto">
                     <a:xfrm>
                       <a:off x="0" y="0"/>
-                      <a:ext cx="5334000" cy="2703335"/>
+                      <a:ext cx="5727700" cy="2902867"/>
                     </a:xfrm>
                     <a:prstGeom prst="rect">
                       <a:avLst/>
@@ -3702,7 +3702,7 @@
       <w:r>
         <w:drawing>
           <wp:inline>
-            <wp:extent cx="5334000" cy="2721876"/>
+            <wp:extent cx="5727700" cy="2922776"/>
             <wp:effectExtent b="0" l="0" r="0" t="0"/>
             <wp:docPr descr="Model optimization: a big FP32 model is shrunk via quantization (FP32 to INT8), pruning (drop weights), and distillation (big teacher to small student), then compiled with ONNX/TensorRT into a small fast model." title="" id="39" name="Picture"/>
             <a:graphic>
@@ -3723,7 +3723,7 @@
                   <pic:spPr bwMode="auto">
                     <a:xfrm>
                       <a:off x="0" y="0"/>
-                      <a:ext cx="5334000" cy="2721876"/>
+                      <a:ext cx="5727700" cy="2922776"/>
                     </a:xfrm>
                     <a:prstGeom prst="rect">
                       <a:avLst/>
@@ -4647,7 +4647,7 @@
       <w:r>
         <w:drawing>
           <wp:inline>
-            <wp:extent cx="5334000" cy="2750170"/>
+            <wp:extent cx="5727700" cy="2953159"/>
             <wp:effectExtent b="0" l="0" r="0" t="0"/>
             <wp:docPr descr="Hardware comparison: CPU (cheap, flexible, low parallelism), GPU (massively parallel, great for deep nets and batching, costly), TPU (Google ASIC for tensor ops at scale), Edge NPU (on-device, low power)." title="" id="46" name="Picture"/>
             <a:graphic>
@@ -4668,7 +4668,7 @@
                   <pic:spPr bwMode="auto">
                     <a:xfrm>
                       <a:off x="0" y="0"/>
-                      <a:ext cx="5334000" cy="2750170"/>
+                      <a:ext cx="5727700" cy="2953159"/>
                     </a:xfrm>
                     <a:prstGeom prst="rect">
                       <a:avLst/>
@@ -5189,7 +5189,7 @@
       <w:r>
         <w:drawing>
           <wp:inline>
-            <wp:extent cx="5334000" cy="2750170"/>
+            <wp:extent cx="5727700" cy="2953159"/>
             <wp:effectExtent b="0" l="0" r="0" t="0"/>
             <wp:docPr descr="Request batching: incoming requests wait briefly in a batch queue, then the GPU runs one big batch efficiently; bigger batches raise throughput but also raise per-request latency." title="" id="54" name="Picture"/>
             <a:graphic>
@@ -5210,7 +5210,7 @@
                   <pic:spPr bwMode="auto">
                     <a:xfrm>
                       <a:off x="0" y="0"/>
-                      <a:ext cx="5334000" cy="2750170"/>
+                      <a:ext cx="5727700" cy="2953159"/>
                     </a:xfrm>
                     <a:prstGeom prst="rect">
                       <a:avLst/>
@@ -5531,7 +5531,7 @@
       <w:r>
         <w:drawing>
           <wp:inline>
-            <wp:extent cx="5334000" cy="2656289"/>
+            <wp:extent cx="5727700" cy="2852348"/>
             <wp:effectExtent b="0" l="0" r="0" t="0"/>
             <wp:docPr descr="Safe rollouts: live traffic hits a router that sends most requests to Model A (old), a small canary share to Model B (new), and a shadow copy to Model C whose results are dropped." title="" id="61" name="Picture"/>
             <a:graphic>
@@ -5552,7 +5552,7 @@
                   <pic:spPr bwMode="auto">
                     <a:xfrm>
                       <a:off x="0" y="0"/>
-                      <a:ext cx="5334000" cy="2656289"/>
+                      <a:ext cx="5727700" cy="2852348"/>
                     </a:xfrm>
                     <a:prstGeom prst="rect">
                       <a:avLst/>
@@ -8805,6 +8805,8 @@
       <w:footnotePr>
         <w:numRestart w:val="eachSect"/>
       </w:footnotePr>
+      <w:pgSz w:h="16838" w:w="11906"/>
+      <w:pgMar w:bottom="1440" w:footer="720" w:gutter="0" w:header="720" w:left="1440" w:right="1440" w:top="1440"/>
     </w:sectPr>
   </w:body>
 </w:document>
